--- a/publications/jarmanPenalTheoryPersonal2021.docx
+++ b/publications/jarmanPenalTheoryPersonal2021.docx
@@ -133,18 +133,18 @@
                 <wp:inline>
                   <wp:extent cx="152400" cy="152400"/>
                   <wp:effectExtent b="0" l="0" r="0" t="0"/>
-                  <wp:docPr descr="" title="" id="21" name="Picture"/>
+                  <wp:docPr descr="" title="" id="10" name="Picture"/>
                   <a:graphic>
                     <a:graphicData uri="http://schemas.openxmlformats.org/drawingml/2006/picture">
                       <pic:pic>
                         <pic:nvPicPr>
-                          <pic:cNvPr descr="C:\Users\ben\scoop\apps\quarto\current\share\formats\docx\note.png" id="22" name="Picture"/>
+                          <pic:cNvPr descr="C:\Users\bmhja\scoop\apps\quarto\current\share\formats\docx\note.png" id="11" name="Picture"/>
                           <pic:cNvPicPr>
                             <a:picLocks noChangeArrowheads="1" noChangeAspect="1"/>
                           </pic:cNvPicPr>
                         </pic:nvPicPr>
                         <pic:blipFill>
-                          <a:blip r:embed="rId20"/>
+                          <a:blip r:embed="rId9"/>
                           <a:stretch>
                             <a:fillRect/>
                           </a:stretch>
@@ -206,7 +206,7 @@
             <w:r>
               <w:t xml:space="preserve"> </w:t>
             </w:r>
-            <w:hyperlink r:id="rId23">
+            <w:hyperlink r:id="rId12">
               <w:r>
                 <w:rPr>
                   <w:rStyle w:val="Hyperlink"/>
@@ -222,7 +222,7 @@
         </w:tc>
       </w:tr>
     </w:tbl>
-    <w:bookmarkStart w:id="24" w:name="introduction"/>
+    <w:bookmarkStart w:id="13" w:name="introduction"/>
     <w:p>
       <w:pPr>
         <w:pStyle w:val="Heading1"/>
@@ -378,8 +378,8 @@
         <w:t xml:space="preserve">.</w:t>
       </w:r>
     </w:p>
-    <w:bookmarkEnd w:id="24"/>
-    <w:bookmarkStart w:id="25" w:name="causes"/>
+    <w:bookmarkEnd w:id="13"/>
+    <w:bookmarkStart w:id="14" w:name="causes"/>
     <w:p>
       <w:pPr>
         <w:pStyle w:val="Heading1"/>
@@ -482,8 +482,8 @@
         <w:t xml:space="preserve">.</w:t>
       </w:r>
     </w:p>
-    <w:bookmarkEnd w:id="25"/>
-    <w:bookmarkStart w:id="26" w:name="recent-research"/>
+    <w:bookmarkEnd w:id="14"/>
+    <w:bookmarkStart w:id="15" w:name="recent-research"/>
     <w:p>
       <w:pPr>
         <w:pStyle w:val="Heading1"/>
@@ -1087,8 +1087,8 @@
         <w:t xml:space="preserve">?</w:t>
       </w:r>
     </w:p>
-    <w:bookmarkEnd w:id="26"/>
-    <w:bookmarkStart w:id="27" w:name="the-research"/>
+    <w:bookmarkEnd w:id="15"/>
+    <w:bookmarkStart w:id="16" w:name="the-research"/>
     <w:p>
       <w:pPr>
         <w:pStyle w:val="Heading1"/>
@@ -1351,8 +1351,8 @@
         <w:t xml:space="preserve">it’s aiming for is still based on value judgements, and still contestable. So true to the anthropological roots of this material there’s a bit of an implicit cultural relativism here, but it’s really helpful in making sense of the interviews, and so I’m willing to make that bargain.</w:t>
       </w:r>
     </w:p>
-    <w:bookmarkEnd w:id="27"/>
-    <w:bookmarkStart w:id="30" w:name="findings"/>
+    <w:bookmarkEnd w:id="16"/>
+    <w:bookmarkStart w:id="19" w:name="findings"/>
     <w:p>
       <w:pPr>
         <w:pStyle w:val="Heading1"/>
@@ -1380,7 +1380,7 @@
         <w:t xml:space="preserve"> </w:t>
       </w:r>
     </w:p>
-    <w:bookmarkStart w:id="28" w:name="the-life-course"/>
+    <w:bookmarkStart w:id="17" w:name="the-life-course"/>
     <w:p>
       <w:pPr>
         <w:pStyle w:val="Heading2"/>
@@ -1609,8 +1609,8 @@
         <w:t xml:space="preserve">, makes this point when comparing his attitude to the anger and dismay of younger men. Alf—the oldest man in the sample—says his prison time is helping him prepare for the future only in that it offers free gym membership. These men did not emphasise what they would become, but who they were. This is not to say they were always positive about themselves—John, for example, described how his adult children wanted nothing to do with him, and said this had led to the conclusion that he was a worse man than his father. But they used time in prison to reflect on and understand the lives they had already had, rather than imagining and preparing for new ones that they expected to have in the future.</w:t>
       </w:r>
     </w:p>
-    <w:bookmarkEnd w:id="28"/>
-    <w:bookmarkStart w:id="29" w:name="the-nature-of-the-offence"/>
+    <w:bookmarkEnd w:id="17"/>
+    <w:bookmarkStart w:id="18" w:name="the-nature-of-the-offence"/>
     <w:p>
       <w:pPr>
         <w:pStyle w:val="Heading2"/>
@@ -1915,9 +1915,9 @@
         <w:t xml:space="preserve">.</w:t>
       </w:r>
     </w:p>
-    <w:bookmarkEnd w:id="29"/>
-    <w:bookmarkEnd w:id="30"/>
-    <w:bookmarkStart w:id="31" w:name="discussion"/>
+    <w:bookmarkEnd w:id="18"/>
+    <w:bookmarkEnd w:id="19"/>
+    <w:bookmarkStart w:id="20" w:name="discussion"/>
     <w:p>
       <w:pPr>
         <w:pStyle w:val="Heading1"/>
@@ -2110,8 +2110,8 @@
         <w:br w:type="page"/>
       </w:r>
     </w:p>
-    <w:bookmarkEnd w:id="31"/>
-    <w:bookmarkStart w:id="77" w:name="references"/>
+    <w:bookmarkEnd w:id="20"/>
+    <w:bookmarkStart w:id="66" w:name="references"/>
     <w:p>
       <w:pPr>
         <w:pStyle w:val="Heading1"/>
@@ -2120,8 +2120,8 @@
         <w:t xml:space="preserve">References</w:t>
       </w:r>
     </w:p>
-    <w:bookmarkStart w:id="76" w:name="refs"/>
-    <w:bookmarkStart w:id="33" w:name="ref-appletonLifeLifeImprisonment2010"/>
+    <w:bookmarkStart w:id="65" w:name="refs"/>
+    <w:bookmarkStart w:id="22" w:name="ref-appletonLifeLifeImprisonment2010"/>
     <w:p>
       <w:pPr>
         <w:pStyle w:val="Bibliography"/>
@@ -2173,7 +2173,7 @@
       <w:r>
         <w:t xml:space="preserve"> </w:t>
       </w:r>
-      <w:hyperlink r:id="rId32">
+      <w:hyperlink r:id="rId21">
         <w:r>
           <w:rPr>
             <w:rStyle w:val="Hyperlink"/>
@@ -2182,8 +2182,8 @@
         </w:r>
       </w:hyperlink>
     </w:p>
-    <w:bookmarkEnd w:id="33"/>
-    <w:bookmarkStart w:id="35" w:name="ref-creweSwimmingTideAdapting2017"/>
+    <w:bookmarkEnd w:id="22"/>
+    <w:bookmarkStart w:id="24" w:name="ref-creweSwimmingTideAdapting2017"/>
     <w:p>
       <w:pPr>
         <w:pStyle w:val="Bibliography"/>
@@ -2194,7 +2194,7 @@
       <w:r>
         <w:t xml:space="preserve"> </w:t>
       </w:r>
-      <w:hyperlink r:id="rId34">
+      <w:hyperlink r:id="rId23">
         <w:r>
           <w:rPr>
             <w:rStyle w:val="Hyperlink"/>
@@ -2286,8 +2286,8 @@
         <w:t xml:space="preserve">(3), 517–541.</w:t>
       </w:r>
     </w:p>
-    <w:bookmarkEnd w:id="35"/>
-    <w:bookmarkStart w:id="37" w:name="X5a9c49ac4aa8da65d1502ed783b9cb26445744d"/>
+    <w:bookmarkEnd w:id="24"/>
+    <w:bookmarkStart w:id="26" w:name="X5a9c49ac4aa8da65d1502ed783b9cb26445744d"/>
     <w:p>
       <w:pPr>
         <w:pStyle w:val="Bibliography"/>
@@ -2298,7 +2298,7 @@
       <w:r>
         <w:t xml:space="preserve"> </w:t>
       </w:r>
-      <w:hyperlink r:id="rId36">
+      <w:hyperlink r:id="rId25">
         <w:r>
           <w:rPr>
             <w:rStyle w:val="Hyperlink"/>
@@ -2323,8 +2323,8 @@
         <w:t xml:space="preserve">, https://doi.org/10.1177/1362480619841900.</w:t>
       </w:r>
     </w:p>
-    <w:bookmarkEnd w:id="37"/>
-    <w:bookmarkStart w:id="39" w:name="ref-cunninghamNothingLoseComparative2006"/>
+    <w:bookmarkEnd w:id="26"/>
+    <w:bookmarkStart w:id="28" w:name="ref-cunninghamNothingLoseComparative2006"/>
     <w:p>
       <w:pPr>
         <w:pStyle w:val="Bibliography"/>
@@ -2335,7 +2335,7 @@
       <w:r>
         <w:t xml:space="preserve"> </w:t>
       </w:r>
-      <w:hyperlink r:id="rId38">
+      <w:hyperlink r:id="rId27">
         <w:r>
           <w:rPr>
             <w:rStyle w:val="Hyperlink"/>
@@ -2607,8 +2607,8 @@
         <w:t xml:space="preserve">(6), 683–705.</w:t>
       </w:r>
     </w:p>
-    <w:bookmarkEnd w:id="39"/>
-    <w:bookmarkStart w:id="41" w:name="X37efb377d0330b4e109d04ca12e83dc0b1f46ec"/>
+    <w:bookmarkEnd w:id="28"/>
+    <w:bookmarkStart w:id="30" w:name="X37efb377d0330b4e109d04ca12e83dc0b1f46ec"/>
     <w:p>
       <w:pPr>
         <w:pStyle w:val="Bibliography"/>
@@ -2667,7 +2667,7 @@
       <w:r>
         <w:t xml:space="preserve"> </w:t>
       </w:r>
-      <w:hyperlink r:id="rId40">
+      <w:hyperlink r:id="rId29">
         <w:r>
           <w:rPr>
             <w:rStyle w:val="Hyperlink"/>
@@ -2676,8 +2676,8 @@
         </w:r>
       </w:hyperlink>
     </w:p>
-    <w:bookmarkEnd w:id="41"/>
-    <w:bookmarkStart w:id="42" w:name="ref-herbertTooEasyKeep2019"/>
+    <w:bookmarkEnd w:id="30"/>
+    <w:bookmarkStart w:id="31" w:name="ref-herbertTooEasyKeep2019"/>
     <w:p>
       <w:pPr>
         <w:pStyle w:val="Bibliography"/>
@@ -2699,8 +2699,8 @@
         <w:t xml:space="preserve">, Oakland, California: University of California Press.</w:t>
       </w:r>
     </w:p>
-    <w:bookmarkEnd w:id="42"/>
-    <w:bookmarkStart w:id="44" w:name="ref-ievinsAdaptationMoralCommunity2017"/>
+    <w:bookmarkEnd w:id="31"/>
+    <w:bookmarkStart w:id="33" w:name="ref-ievinsAdaptationMoralCommunity2017"/>
     <w:p>
       <w:pPr>
         <w:pStyle w:val="Bibliography"/>
@@ -2711,7 +2711,7 @@
       <w:r>
         <w:t xml:space="preserve"> </w:t>
       </w:r>
-      <w:hyperlink r:id="rId43">
+      <w:hyperlink r:id="rId32">
         <w:r>
           <w:rPr>
             <w:rStyle w:val="Hyperlink"/>
@@ -2720,8 +2720,8 @@
         </w:r>
       </w:hyperlink>
     </w:p>
-    <w:bookmarkEnd w:id="44"/>
-    <w:bookmarkStart w:id="46" w:name="Xefc0d666610422da87ed25de52f1e295f7b90be"/>
+    <w:bookmarkEnd w:id="33"/>
+    <w:bookmarkStart w:id="35" w:name="Xefc0d666610422da87ed25de52f1e295f7b90be"/>
     <w:p>
       <w:pPr>
         <w:pStyle w:val="Bibliography"/>
@@ -2785,7 +2785,7 @@
       <w:r>
         <w:t xml:space="preserve">(1). doi:</w:t>
       </w:r>
-      <w:hyperlink r:id="rId45">
+      <w:hyperlink r:id="rId34">
         <w:r>
           <w:rPr>
             <w:rStyle w:val="Hyperlink"/>
@@ -2794,8 +2794,8 @@
         </w:r>
       </w:hyperlink>
     </w:p>
-    <w:bookmarkEnd w:id="46"/>
-    <w:bookmarkStart w:id="47" w:name="ref-irwinLifersSeekingRedemption2009"/>
+    <w:bookmarkEnd w:id="35"/>
+    <w:bookmarkStart w:id="36" w:name="ref-irwinLifersSeekingRedemption2009"/>
     <w:p>
       <w:pPr>
         <w:pStyle w:val="Bibliography"/>
@@ -2817,8 +2817,8 @@
         <w:t xml:space="preserve">, New York: Routledge.</w:t>
       </w:r>
     </w:p>
-    <w:bookmarkEnd w:id="47"/>
-    <w:bookmarkStart w:id="49" w:name="ref-jarmanOnlyOneWay2020"/>
+    <w:bookmarkEnd w:id="36"/>
+    <w:bookmarkStart w:id="38" w:name="ref-jarmanOnlyOneWay2020"/>
     <w:p>
       <w:pPr>
         <w:pStyle w:val="Bibliography"/>
@@ -2829,7 +2829,7 @@
       <w:r>
         <w:t xml:space="preserve"> </w:t>
       </w:r>
-      <w:hyperlink r:id="rId48">
+      <w:hyperlink r:id="rId37">
         <w:r>
           <w:rPr>
             <w:rStyle w:val="Hyperlink"/>
@@ -2891,8 +2891,8 @@
         <w:t xml:space="preserve">(6), 1460–1479.</w:t>
       </w:r>
     </w:p>
-    <w:bookmarkEnd w:id="49"/>
-    <w:bookmarkStart w:id="50" w:name="ref-johnsonMatureCopingLifeSentenced2005"/>
+    <w:bookmarkEnd w:id="38"/>
+    <w:bookmarkStart w:id="39" w:name="ref-johnsonMatureCopingLifeSentenced2005"/>
     <w:p>
       <w:pPr>
         <w:pStyle w:val="Bibliography"/>
@@ -2980,8 +2980,8 @@
         <w:t xml:space="preserve">, 8–38.</w:t>
       </w:r>
     </w:p>
-    <w:bookmarkEnd w:id="50"/>
-    <w:bookmarkStart w:id="52" w:name="ref-kazemianPositiveGrowthRedemption2019"/>
+    <w:bookmarkEnd w:id="39"/>
+    <w:bookmarkStart w:id="41" w:name="ref-kazemianPositiveGrowthRedemption2019"/>
     <w:p>
       <w:pPr>
         <w:pStyle w:val="Bibliography"/>
@@ -3002,7 +3002,7 @@
       <w:r>
         <w:t xml:space="preserve">, 1st edn, Abingdon, Oxon ; New York, NY: Routledge. doi:</w:t>
       </w:r>
-      <w:hyperlink r:id="rId51">
+      <w:hyperlink r:id="rId40">
         <w:r>
           <w:rPr>
             <w:rStyle w:val="Hyperlink"/>
@@ -3011,8 +3011,8 @@
         </w:r>
       </w:hyperlink>
     </w:p>
-    <w:bookmarkEnd w:id="52"/>
-    <w:bookmarkStart w:id="54" w:name="ref-kazemianImperativeInclusionLong2015"/>
+    <w:bookmarkEnd w:id="41"/>
+    <w:bookmarkStart w:id="43" w:name="ref-kazemianImperativeInclusionLong2015"/>
     <w:p>
       <w:pPr>
         <w:pStyle w:val="Bibliography"/>
@@ -3023,7 +3023,7 @@
       <w:r>
         <w:t xml:space="preserve"> </w:t>
       </w:r>
-      <w:hyperlink r:id="rId53">
+      <w:hyperlink r:id="rId42">
         <w:r>
           <w:rPr>
             <w:rStyle w:val="Hyperlink"/>
@@ -3199,618 +3199,618 @@
         <w:t xml:space="preserve">(2), 355–395.</w:t>
       </w:r>
     </w:p>
+    <w:bookmarkEnd w:id="43"/>
+    <w:bookmarkStart w:id="45" w:name="ref-laidlawSubjectVirtueAnthropology2013"/>
+    <w:p>
+      <w:pPr>
+        <w:pStyle w:val="Bibliography"/>
+      </w:pPr>
+      <w:r>
+        <w:t xml:space="preserve">Laidlaw, J. (2013).</w:t>
+      </w:r>
+      <w:r>
+        <w:t xml:space="preserve"> </w:t>
+      </w:r>
+      <w:r>
+        <w:rPr>
+          <w:i/>
+          <w:iCs/>
+        </w:rPr>
+        <w:t xml:space="preserve">The</w:t>
+      </w:r>
+      <w:r>
+        <w:rPr>
+          <w:i/>
+          <w:iCs/>
+        </w:rPr>
+        <w:t xml:space="preserve"> </w:t>
+      </w:r>
+      <w:r>
+        <w:rPr>
+          <w:i/>
+          <w:iCs/>
+        </w:rPr>
+        <w:t xml:space="preserve">Subject</w:t>
+      </w:r>
+      <w:r>
+        <w:rPr>
+          <w:i/>
+          <w:iCs/>
+        </w:rPr>
+        <w:t xml:space="preserve"> </w:t>
+      </w:r>
+      <w:r>
+        <w:rPr>
+          <w:i/>
+          <w:iCs/>
+        </w:rPr>
+        <w:t xml:space="preserve">of</w:t>
+      </w:r>
+      <w:r>
+        <w:rPr>
+          <w:i/>
+          <w:iCs/>
+        </w:rPr>
+        <w:t xml:space="preserve"> </w:t>
+      </w:r>
+      <w:r>
+        <w:rPr>
+          <w:i/>
+          <w:iCs/>
+        </w:rPr>
+        <w:t xml:space="preserve">Virtue</w:t>
+      </w:r>
+      <w:r>
+        <w:rPr>
+          <w:i/>
+          <w:iCs/>
+        </w:rPr>
+        <w:t xml:space="preserve">:</w:t>
+      </w:r>
+      <w:r>
+        <w:rPr>
+          <w:i/>
+          <w:iCs/>
+        </w:rPr>
+        <w:t xml:space="preserve"> </w:t>
+      </w:r>
+      <w:r>
+        <w:rPr>
+          <w:i/>
+          <w:iCs/>
+        </w:rPr>
+        <w:t xml:space="preserve">An</w:t>
+      </w:r>
+      <w:r>
+        <w:rPr>
+          <w:i/>
+          <w:iCs/>
+        </w:rPr>
+        <w:t xml:space="preserve"> </w:t>
+      </w:r>
+      <w:r>
+        <w:rPr>
+          <w:i/>
+          <w:iCs/>
+        </w:rPr>
+        <w:t xml:space="preserve">Anthropology</w:t>
+      </w:r>
+      <w:r>
+        <w:rPr>
+          <w:i/>
+          <w:iCs/>
+        </w:rPr>
+        <w:t xml:space="preserve"> </w:t>
+      </w:r>
+      <w:r>
+        <w:rPr>
+          <w:i/>
+          <w:iCs/>
+        </w:rPr>
+        <w:t xml:space="preserve">of</w:t>
+      </w:r>
+      <w:r>
+        <w:rPr>
+          <w:i/>
+          <w:iCs/>
+        </w:rPr>
+        <w:t xml:space="preserve"> </w:t>
+      </w:r>
+      <w:r>
+        <w:rPr>
+          <w:i/>
+          <w:iCs/>
+        </w:rPr>
+        <w:t xml:space="preserve">Ethics</w:t>
+      </w:r>
+      <w:r>
+        <w:rPr>
+          <w:i/>
+          <w:iCs/>
+        </w:rPr>
+        <w:t xml:space="preserve"> </w:t>
+      </w:r>
+      <w:r>
+        <w:rPr>
+          <w:i/>
+          <w:iCs/>
+        </w:rPr>
+        <w:t xml:space="preserve">and</w:t>
+      </w:r>
+      <w:r>
+        <w:rPr>
+          <w:i/>
+          <w:iCs/>
+        </w:rPr>
+        <w:t xml:space="preserve"> </w:t>
+      </w:r>
+      <w:r>
+        <w:rPr>
+          <w:i/>
+          <w:iCs/>
+        </w:rPr>
+        <w:t xml:space="preserve">Freedom</w:t>
+      </w:r>
+      <w:r>
+        <w:t xml:space="preserve">, Cambridge: Cambridge University Press. doi:</w:t>
+      </w:r>
+      <w:hyperlink r:id="rId44">
+        <w:r>
+          <w:rPr>
+            <w:rStyle w:val="Hyperlink"/>
+          </w:rPr>
+          <w:t xml:space="preserve">10.1017/CBO9781139236232</w:t>
+        </w:r>
+      </w:hyperlink>
+    </w:p>
+    <w:bookmarkEnd w:id="45"/>
+    <w:bookmarkStart w:id="47" w:name="ref-liemLifeImprisonmentReentry2016"/>
+    <w:p>
+      <w:pPr>
+        <w:pStyle w:val="Bibliography"/>
+      </w:pPr>
+      <w:r>
+        <w:t xml:space="preserve">Liem, M. (2016).</w:t>
+      </w:r>
+      <w:r>
+        <w:t xml:space="preserve"> </w:t>
+      </w:r>
+      <w:r>
+        <w:rPr>
+          <w:i/>
+          <w:iCs/>
+        </w:rPr>
+        <w:t xml:space="preserve">After life imprisonment: Reentry in the era of mass incarceration</w:t>
+      </w:r>
+      <w:r>
+        <w:t xml:space="preserve">, New York: New York University Press. Retrieved from</w:t>
+      </w:r>
+      <w:r>
+        <w:t xml:space="preserve"> </w:t>
+      </w:r>
+      <w:hyperlink r:id="rId46">
+        <w:r>
+          <w:rPr>
+            <w:rStyle w:val="Hyperlink"/>
+          </w:rPr>
+          <w:t xml:space="preserve">https://www.degruyter.com/view/title/577783</w:t>
+        </w:r>
+      </w:hyperlink>
+    </w:p>
+    <w:bookmarkEnd w:id="47"/>
+    <w:bookmarkStart w:id="48" w:name="ref-odonnellPrisonersSolitudeTime2014"/>
+    <w:p>
+      <w:pPr>
+        <w:pStyle w:val="Bibliography"/>
+      </w:pPr>
+      <w:r>
+        <w:t xml:space="preserve">O’Donnell, I. (2014).</w:t>
+      </w:r>
+      <w:r>
+        <w:t xml:space="preserve"> </w:t>
+      </w:r>
+      <w:r>
+        <w:rPr>
+          <w:i/>
+          <w:iCs/>
+        </w:rPr>
+        <w:t xml:space="preserve">Prisoners, solitude, and time</w:t>
+      </w:r>
+      <w:r>
+        <w:t xml:space="preserve">, Oxford: Oxford University Press.</w:t>
+      </w:r>
+    </w:p>
+    <w:bookmarkEnd w:id="48"/>
+    <w:bookmarkStart w:id="50" w:name="Xc56b02e97a7a28a2dfbb64e4f93c00f3fccbbdc"/>
+    <w:p>
+      <w:pPr>
+        <w:pStyle w:val="Bibliography"/>
+      </w:pPr>
+      <w:r>
+        <w:t xml:space="preserve">Prison Reform Trust. (2018).</w:t>
+      </w:r>
+      <w:r>
+        <w:t xml:space="preserve"> </w:t>
+      </w:r>
+      <w:r>
+        <w:rPr>
+          <w:i/>
+          <w:iCs/>
+        </w:rPr>
+        <w:t xml:space="preserve">Bromley</w:t>
+      </w:r>
+      <w:r>
+        <w:rPr>
+          <w:i/>
+          <w:iCs/>
+        </w:rPr>
+        <w:t xml:space="preserve"> </w:t>
+      </w:r>
+      <w:r>
+        <w:rPr>
+          <w:i/>
+          <w:iCs/>
+        </w:rPr>
+        <w:t xml:space="preserve">Briefings</w:t>
+      </w:r>
+      <w:r>
+        <w:rPr>
+          <w:i/>
+          <w:iCs/>
+        </w:rPr>
+        <w:t xml:space="preserve"> </w:t>
+      </w:r>
+      <w:r>
+        <w:rPr>
+          <w:i/>
+          <w:iCs/>
+        </w:rPr>
+        <w:t xml:space="preserve">Prison</w:t>
+      </w:r>
+      <w:r>
+        <w:rPr>
+          <w:i/>
+          <w:iCs/>
+        </w:rPr>
+        <w:t xml:space="preserve"> </w:t>
+      </w:r>
+      <w:r>
+        <w:rPr>
+          <w:i/>
+          <w:iCs/>
+        </w:rPr>
+        <w:t xml:space="preserve">Factfile</w:t>
+      </w:r>
+      <w:r>
+        <w:rPr>
+          <w:i/>
+          <w:iCs/>
+        </w:rPr>
+        <w:t xml:space="preserve"> </w:t>
+      </w:r>
+      <w:r>
+        <w:rPr>
+          <w:i/>
+          <w:iCs/>
+        </w:rPr>
+        <w:t xml:space="preserve">Autumn</w:t>
+      </w:r>
+      <w:r>
+        <w:rPr>
+          <w:i/>
+          <w:iCs/>
+        </w:rPr>
+        <w:t xml:space="preserve"> </w:t>
+      </w:r>
+      <w:r>
+        <w:rPr>
+          <w:i/>
+          <w:iCs/>
+        </w:rPr>
+        <w:t xml:space="preserve">2018</w:t>
+      </w:r>
+      <w:r>
+        <w:t xml:space="preserve">, Prison Reform Trust. Retrieved from</w:t>
+      </w:r>
+      <w:r>
+        <w:t xml:space="preserve"> </w:t>
+      </w:r>
+      <w:hyperlink r:id="rId49">
+        <w:r>
+          <w:rPr>
+            <w:rStyle w:val="Hyperlink"/>
+          </w:rPr>
+          <w:t xml:space="preserve">http://www.prisonreformtrust.org.uk/Portals/0/Documents/Bromley%20Briefings/Autumn%202018%20Factfile.pdf</w:t>
+        </w:r>
+      </w:hyperlink>
+    </w:p>
+    <w:bookmarkEnd w:id="50"/>
+    <w:bookmarkStart w:id="52" w:name="X4715496b7ef6c2ebc7dd2d44fb76ea7a1e9e6b3"/>
+    <w:p>
+      <w:pPr>
+        <w:pStyle w:val="Bibliography"/>
+      </w:pPr>
+      <w:r>
+        <w:t xml:space="preserve">Prison Reform Trust. (2019, January). Release of</w:t>
+      </w:r>
+      <w:r>
+        <w:t xml:space="preserve"> </w:t>
+      </w:r>
+      <w:r>
+        <w:t xml:space="preserve">Prisoners</w:t>
+      </w:r>
+      <w:r>
+        <w:t xml:space="preserve"> </w:t>
+      </w:r>
+      <w:r>
+        <w:t xml:space="preserve">(</w:t>
+      </w:r>
+      <w:r>
+        <w:t xml:space="preserve">Alteration</w:t>
+      </w:r>
+      <w:r>
+        <w:t xml:space="preserve"> </w:t>
+      </w:r>
+      <w:r>
+        <w:t xml:space="preserve">of</w:t>
+      </w:r>
+      <w:r>
+        <w:t xml:space="preserve"> </w:t>
+      </w:r>
+      <w:r>
+        <w:t xml:space="preserve">Relevant</w:t>
+      </w:r>
+      <w:r>
+        <w:t xml:space="preserve"> </w:t>
+      </w:r>
+      <w:r>
+        <w:t xml:space="preserve">Proportion</w:t>
+      </w:r>
+      <w:r>
+        <w:t xml:space="preserve"> </w:t>
+      </w:r>
+      <w:r>
+        <w:t xml:space="preserve">of</w:t>
+      </w:r>
+      <w:r>
+        <w:t xml:space="preserve"> </w:t>
+      </w:r>
+      <w:r>
+        <w:t xml:space="preserve">Sentence</w:t>
+      </w:r>
+      <w:r>
+        <w:t xml:space="preserve">)</w:t>
+      </w:r>
+      <w:r>
+        <w:t xml:space="preserve"> </w:t>
+      </w:r>
+      <w:r>
+        <w:t xml:space="preserve">Order</w:t>
+      </w:r>
+      <w:r>
+        <w:t xml:space="preserve"> </w:t>
+      </w:r>
+      <w:r>
+        <w:t xml:space="preserve">2019:</w:t>
+      </w:r>
+      <w:r>
+        <w:t xml:space="preserve"> </w:t>
+      </w:r>
+      <w:r>
+        <w:t xml:space="preserve">Prison</w:t>
+      </w:r>
+      <w:r>
+        <w:t xml:space="preserve"> </w:t>
+      </w:r>
+      <w:r>
+        <w:t xml:space="preserve">Reform</w:t>
+      </w:r>
+      <w:r>
+        <w:t xml:space="preserve"> </w:t>
+      </w:r>
+      <w:r>
+        <w:t xml:space="preserve">Trust</w:t>
+      </w:r>
+      <w:r>
+        <w:t xml:space="preserve"> </w:t>
+      </w:r>
+      <w:r>
+        <w:t xml:space="preserve">analysis of the</w:t>
+      </w:r>
+      <w:r>
+        <w:t xml:space="preserve"> </w:t>
+      </w:r>
+      <w:r>
+        <w:t xml:space="preserve">Government</w:t>
+      </w:r>
+      <w:r>
+        <w:t xml:space="preserve">’s</w:t>
+      </w:r>
+      <w:r>
+        <w:t xml:space="preserve"> </w:t>
+      </w:r>
+      <w:r>
+        <w:t xml:space="preserve">Impact</w:t>
+      </w:r>
+      <w:r>
+        <w:t xml:space="preserve"> </w:t>
+      </w:r>
+      <w:r>
+        <w:t xml:space="preserve">Assessment</w:t>
+      </w:r>
+      <w:r>
+        <w:t xml:space="preserve"> </w:t>
+      </w:r>
+      <w:r>
+        <w:t xml:space="preserve">for the</w:t>
+      </w:r>
+      <w:r>
+        <w:t xml:space="preserve"> </w:t>
+      </w:r>
+      <w:r>
+        <w:t xml:space="preserve">House</w:t>
+      </w:r>
+      <w:r>
+        <w:t xml:space="preserve"> </w:t>
+      </w:r>
+      <w:r>
+        <w:t xml:space="preserve">of</w:t>
+      </w:r>
+      <w:r>
+        <w:t xml:space="preserve"> </w:t>
+      </w:r>
+      <w:r>
+        <w:t xml:space="preserve">Lords</w:t>
+      </w:r>
+      <w:r>
+        <w:t xml:space="preserve"> </w:t>
+      </w:r>
+      <w:r>
+        <w:t xml:space="preserve">debate on 22</w:t>
+      </w:r>
+      <w:r>
+        <w:t xml:space="preserve"> </w:t>
+      </w:r>
+      <w:r>
+        <w:t xml:space="preserve">January</w:t>
+      </w:r>
+      <w:r>
+        <w:t xml:space="preserve"> </w:t>
+      </w:r>
+      <w:r>
+        <w:t xml:space="preserve">2020, Prison Reform Trust. Retrieved from</w:t>
+      </w:r>
+      <w:r>
+        <w:t xml:space="preserve"> </w:t>
+      </w:r>
+      <w:hyperlink r:id="rId51">
+        <w:r>
+          <w:rPr>
+            <w:rStyle w:val="Hyperlink"/>
+          </w:rPr>
+          <w:t xml:space="preserve">http://www.prisonreformtrust.org.uk/Portals/0/Documents/Parliament/Release%20of%20Prisoners%20Order%20PRT%20HOL%20briefing.pdf</w:t>
+        </w:r>
+      </w:hyperlink>
+    </w:p>
+    <w:bookmarkEnd w:id="52"/>
+    <w:bookmarkStart w:id="54" w:name="X17ed3a54fc2b62e9b97e0c67bd6d9fbcd35a81c"/>
+    <w:p>
+      <w:pPr>
+        <w:pStyle w:val="Bibliography"/>
+      </w:pPr>
+      <w:r>
+        <w:t xml:space="preserve">Prison Reform Trust. (2021).</w:t>
+      </w:r>
+      <w:r>
+        <w:t xml:space="preserve"> </w:t>
+      </w:r>
+      <w:r>
+        <w:rPr>
+          <w:i/>
+          <w:iCs/>
+        </w:rPr>
+        <w:t xml:space="preserve">Bromley</w:t>
+      </w:r>
+      <w:r>
+        <w:rPr>
+          <w:i/>
+          <w:iCs/>
+        </w:rPr>
+        <w:t xml:space="preserve"> </w:t>
+      </w:r>
+      <w:r>
+        <w:rPr>
+          <w:i/>
+          <w:iCs/>
+        </w:rPr>
+        <w:t xml:space="preserve">Briefings</w:t>
+      </w:r>
+      <w:r>
+        <w:rPr>
+          <w:i/>
+          <w:iCs/>
+        </w:rPr>
+        <w:t xml:space="preserve"> </w:t>
+      </w:r>
+      <w:r>
+        <w:rPr>
+          <w:i/>
+          <w:iCs/>
+        </w:rPr>
+        <w:t xml:space="preserve">Prison</w:t>
+      </w:r>
+      <w:r>
+        <w:rPr>
+          <w:i/>
+          <w:iCs/>
+        </w:rPr>
+        <w:t xml:space="preserve"> </w:t>
+      </w:r>
+      <w:r>
+        <w:rPr>
+          <w:i/>
+          <w:iCs/>
+        </w:rPr>
+        <w:t xml:space="preserve">Factfile</w:t>
+      </w:r>
+      <w:r>
+        <w:rPr>
+          <w:i/>
+          <w:iCs/>
+        </w:rPr>
+        <w:t xml:space="preserve">: Winter 2021</w:t>
+      </w:r>
+      <w:r>
+        <w:t xml:space="preserve">, London: Prison Reform Trust. Retrieved from</w:t>
+      </w:r>
+      <w:r>
+        <w:t xml:space="preserve"> </w:t>
+      </w:r>
+      <w:hyperlink r:id="rId53">
+        <w:r>
+          <w:rPr>
+            <w:rStyle w:val="Hyperlink"/>
+          </w:rPr>
+          <w:t xml:space="preserve">http://www.prisonreformtrust.org.uk/Portals/0/Documents/Bromley%20Briefings/Winter%202021%20Factfile%20final.pdf</w:t>
+        </w:r>
+      </w:hyperlink>
+    </w:p>
     <w:bookmarkEnd w:id="54"/>
-    <w:bookmarkStart w:id="56" w:name="ref-laidlawSubjectVirtueAnthropology2013"/>
+    <w:bookmarkStart w:id="55" w:name="X376f4432f0a458a8ef978d63ff7e061be0d74ef"/>
     <w:p>
       <w:pPr>
         <w:pStyle w:val="Bibliography"/>
       </w:pPr>
       <w:r>
-        <w:t xml:space="preserve">Laidlaw, J. (2013).</w:t>
-      </w:r>
-      <w:r>
-        <w:t xml:space="preserve"> </w:t>
-      </w:r>
-      <w:r>
-        <w:rPr>
-          <w:i/>
-          <w:iCs/>
-        </w:rPr>
-        <w:t xml:space="preserve">The</w:t>
-      </w:r>
-      <w:r>
-        <w:rPr>
-          <w:i/>
-          <w:iCs/>
-        </w:rPr>
-        <w:t xml:space="preserve"> </w:t>
-      </w:r>
-      <w:r>
-        <w:rPr>
-          <w:i/>
-          <w:iCs/>
-        </w:rPr>
-        <w:t xml:space="preserve">Subject</w:t>
-      </w:r>
-      <w:r>
-        <w:rPr>
-          <w:i/>
-          <w:iCs/>
-        </w:rPr>
-        <w:t xml:space="preserve"> </w:t>
-      </w:r>
-      <w:r>
-        <w:rPr>
-          <w:i/>
-          <w:iCs/>
-        </w:rPr>
-        <w:t xml:space="preserve">of</w:t>
-      </w:r>
-      <w:r>
-        <w:rPr>
-          <w:i/>
-          <w:iCs/>
-        </w:rPr>
-        <w:t xml:space="preserve"> </w:t>
-      </w:r>
-      <w:r>
-        <w:rPr>
-          <w:i/>
-          <w:iCs/>
-        </w:rPr>
-        <w:t xml:space="preserve">Virtue</w:t>
-      </w:r>
-      <w:r>
-        <w:rPr>
-          <w:i/>
-          <w:iCs/>
-        </w:rPr>
-        <w:t xml:space="preserve">:</w:t>
-      </w:r>
-      <w:r>
-        <w:rPr>
-          <w:i/>
-          <w:iCs/>
-        </w:rPr>
-        <w:t xml:space="preserve"> </w:t>
-      </w:r>
-      <w:r>
-        <w:rPr>
-          <w:i/>
-          <w:iCs/>
-        </w:rPr>
-        <w:t xml:space="preserve">An</w:t>
-      </w:r>
-      <w:r>
-        <w:rPr>
-          <w:i/>
-          <w:iCs/>
-        </w:rPr>
-        <w:t xml:space="preserve"> </w:t>
-      </w:r>
-      <w:r>
-        <w:rPr>
-          <w:i/>
-          <w:iCs/>
-        </w:rPr>
-        <w:t xml:space="preserve">Anthropology</w:t>
-      </w:r>
-      <w:r>
-        <w:rPr>
-          <w:i/>
-          <w:iCs/>
-        </w:rPr>
-        <w:t xml:space="preserve"> </w:t>
-      </w:r>
-      <w:r>
-        <w:rPr>
-          <w:i/>
-          <w:iCs/>
-        </w:rPr>
-        <w:t xml:space="preserve">of</w:t>
-      </w:r>
-      <w:r>
-        <w:rPr>
-          <w:i/>
-          <w:iCs/>
-        </w:rPr>
-        <w:t xml:space="preserve"> </w:t>
-      </w:r>
-      <w:r>
-        <w:rPr>
-          <w:i/>
-          <w:iCs/>
-        </w:rPr>
-        <w:t xml:space="preserve">Ethics</w:t>
-      </w:r>
-      <w:r>
-        <w:rPr>
-          <w:i/>
-          <w:iCs/>
-        </w:rPr>
-        <w:t xml:space="preserve"> </w:t>
-      </w:r>
-      <w:r>
-        <w:rPr>
-          <w:i/>
-          <w:iCs/>
-        </w:rPr>
-        <w:t xml:space="preserve">and</w:t>
-      </w:r>
-      <w:r>
-        <w:rPr>
-          <w:i/>
-          <w:iCs/>
-        </w:rPr>
-        <w:t xml:space="preserve"> </w:t>
-      </w:r>
-      <w:r>
-        <w:rPr>
-          <w:i/>
-          <w:iCs/>
-        </w:rPr>
-        <w:t xml:space="preserve">Freedom</w:t>
-      </w:r>
-      <w:r>
-        <w:t xml:space="preserve">, Cambridge: Cambridge University Press. doi:</w:t>
-      </w:r>
-      <w:hyperlink r:id="rId55">
-        <w:r>
-          <w:rPr>
-            <w:rStyle w:val="Hyperlink"/>
-          </w:rPr>
-          <w:t xml:space="preserve">10.1017/CBO9781139236232</w:t>
-        </w:r>
-      </w:hyperlink>
-    </w:p>
-    <w:bookmarkEnd w:id="56"/>
-    <w:bookmarkStart w:id="58" w:name="ref-liemLifeImprisonmentReentry2016"/>
+        <w:t xml:space="preserve">Schinkel, M. (2014a).</w:t>
+      </w:r>
+      <w:r>
+        <w:t xml:space="preserve"> </w:t>
+      </w:r>
+      <w:r>
+        <w:rPr>
+          <w:i/>
+          <w:iCs/>
+        </w:rPr>
+        <w:t xml:space="preserve">Being imprisoned: Punishment, adaptation and desistance</w:t>
+      </w:r>
+      <w:r>
+        <w:t xml:space="preserve">, Palgrave Macmillan.</w:t>
+      </w:r>
+    </w:p>
+    <w:bookmarkEnd w:id="55"/>
+    <w:bookmarkStart w:id="57" w:name="Xbb8ea11a0ac4b330422a201ed225737871ad896"/>
     <w:p>
       <w:pPr>
         <w:pStyle w:val="Bibliography"/>
       </w:pPr>
       <w:r>
-        <w:t xml:space="preserve">Liem, M. (2016).</w:t>
-      </w:r>
-      <w:r>
-        <w:t xml:space="preserve"> </w:t>
-      </w:r>
-      <w:r>
-        <w:rPr>
-          <w:i/>
-          <w:iCs/>
-        </w:rPr>
-        <w:t xml:space="preserve">After life imprisonment: Reentry in the era of mass incarceration</w:t>
-      </w:r>
-      <w:r>
-        <w:t xml:space="preserve">, New York: New York University Press. Retrieved from</w:t>
-      </w:r>
-      <w:r>
-        <w:t xml:space="preserve"> </w:t>
-      </w:r>
-      <w:hyperlink r:id="rId57">
-        <w:r>
-          <w:rPr>
-            <w:rStyle w:val="Hyperlink"/>
-          </w:rPr>
-          <w:t xml:space="preserve">https://www.degruyter.com/view/title/577783</w:t>
-        </w:r>
-      </w:hyperlink>
-    </w:p>
-    <w:bookmarkEnd w:id="58"/>
-    <w:bookmarkStart w:id="59" w:name="ref-odonnellPrisonersSolitudeTime2014"/>
-    <w:p>
-      <w:pPr>
-        <w:pStyle w:val="Bibliography"/>
-      </w:pPr>
-      <w:r>
-        <w:t xml:space="preserve">O’Donnell, I. (2014).</w:t>
-      </w:r>
-      <w:r>
-        <w:t xml:space="preserve"> </w:t>
-      </w:r>
-      <w:r>
-        <w:rPr>
-          <w:i/>
-          <w:iCs/>
-        </w:rPr>
-        <w:t xml:space="preserve">Prisoners, solitude, and time</w:t>
-      </w:r>
-      <w:r>
-        <w:t xml:space="preserve">, Oxford: Oxford University Press.</w:t>
-      </w:r>
-    </w:p>
-    <w:bookmarkEnd w:id="59"/>
-    <w:bookmarkStart w:id="61" w:name="Xc56b02e97a7a28a2dfbb64e4f93c00f3fccbbdc"/>
-    <w:p>
-      <w:pPr>
-        <w:pStyle w:val="Bibliography"/>
-      </w:pPr>
-      <w:r>
-        <w:t xml:space="preserve">Prison Reform Trust. (2018).</w:t>
-      </w:r>
-      <w:r>
-        <w:t xml:space="preserve"> </w:t>
-      </w:r>
-      <w:r>
-        <w:rPr>
-          <w:i/>
-          <w:iCs/>
-        </w:rPr>
-        <w:t xml:space="preserve">Bromley</w:t>
-      </w:r>
-      <w:r>
-        <w:rPr>
-          <w:i/>
-          <w:iCs/>
-        </w:rPr>
-        <w:t xml:space="preserve"> </w:t>
-      </w:r>
-      <w:r>
-        <w:rPr>
-          <w:i/>
-          <w:iCs/>
-        </w:rPr>
-        <w:t xml:space="preserve">Briefings</w:t>
-      </w:r>
-      <w:r>
-        <w:rPr>
-          <w:i/>
-          <w:iCs/>
-        </w:rPr>
-        <w:t xml:space="preserve"> </w:t>
-      </w:r>
-      <w:r>
-        <w:rPr>
-          <w:i/>
-          <w:iCs/>
-        </w:rPr>
-        <w:t xml:space="preserve">Prison</w:t>
-      </w:r>
-      <w:r>
-        <w:rPr>
-          <w:i/>
-          <w:iCs/>
-        </w:rPr>
-        <w:t xml:space="preserve"> </w:t>
-      </w:r>
-      <w:r>
-        <w:rPr>
-          <w:i/>
-          <w:iCs/>
-        </w:rPr>
-        <w:t xml:space="preserve">Factfile</w:t>
-      </w:r>
-      <w:r>
-        <w:rPr>
-          <w:i/>
-          <w:iCs/>
-        </w:rPr>
-        <w:t xml:space="preserve"> </w:t>
-      </w:r>
-      <w:r>
-        <w:rPr>
-          <w:i/>
-          <w:iCs/>
-        </w:rPr>
-        <w:t xml:space="preserve">Autumn</w:t>
-      </w:r>
-      <w:r>
-        <w:rPr>
-          <w:i/>
-          <w:iCs/>
-        </w:rPr>
-        <w:t xml:space="preserve"> </w:t>
-      </w:r>
-      <w:r>
-        <w:rPr>
-          <w:i/>
-          <w:iCs/>
-        </w:rPr>
-        <w:t xml:space="preserve">2018</w:t>
-      </w:r>
-      <w:r>
-        <w:t xml:space="preserve">, Prison Reform Trust. Retrieved from</w:t>
-      </w:r>
-      <w:r>
-        <w:t xml:space="preserve"> </w:t>
-      </w:r>
-      <w:hyperlink r:id="rId60">
-        <w:r>
-          <w:rPr>
-            <w:rStyle w:val="Hyperlink"/>
-          </w:rPr>
-          <w:t xml:space="preserve">http://www.prisonreformtrust.org.uk/Portals/0/Documents/Bromley%20Briefings/Autumn%202018%20Factfile.pdf</w:t>
-        </w:r>
-      </w:hyperlink>
-    </w:p>
-    <w:bookmarkEnd w:id="61"/>
-    <w:bookmarkStart w:id="63" w:name="X4715496b7ef6c2ebc7dd2d44fb76ea7a1e9e6b3"/>
-    <w:p>
-      <w:pPr>
-        <w:pStyle w:val="Bibliography"/>
-      </w:pPr>
-      <w:r>
-        <w:t xml:space="preserve">Prison Reform Trust. (2019, January). Release of</w:t>
-      </w:r>
-      <w:r>
-        <w:t xml:space="preserve"> </w:t>
-      </w:r>
-      <w:r>
-        <w:t xml:space="preserve">Prisoners</w:t>
-      </w:r>
-      <w:r>
-        <w:t xml:space="preserve"> </w:t>
-      </w:r>
-      <w:r>
-        <w:t xml:space="preserve">(</w:t>
-      </w:r>
-      <w:r>
-        <w:t xml:space="preserve">Alteration</w:t>
-      </w:r>
-      <w:r>
-        <w:t xml:space="preserve"> </w:t>
-      </w:r>
-      <w:r>
-        <w:t xml:space="preserve">of</w:t>
-      </w:r>
-      <w:r>
-        <w:t xml:space="preserve"> </w:t>
-      </w:r>
-      <w:r>
-        <w:t xml:space="preserve">Relevant</w:t>
-      </w:r>
-      <w:r>
-        <w:t xml:space="preserve"> </w:t>
-      </w:r>
-      <w:r>
-        <w:t xml:space="preserve">Proportion</w:t>
-      </w:r>
-      <w:r>
-        <w:t xml:space="preserve"> </w:t>
-      </w:r>
-      <w:r>
-        <w:t xml:space="preserve">of</w:t>
-      </w:r>
-      <w:r>
-        <w:t xml:space="preserve"> </w:t>
-      </w:r>
-      <w:r>
-        <w:t xml:space="preserve">Sentence</w:t>
-      </w:r>
-      <w:r>
-        <w:t xml:space="preserve">)</w:t>
-      </w:r>
-      <w:r>
-        <w:t xml:space="preserve"> </w:t>
-      </w:r>
-      <w:r>
-        <w:t xml:space="preserve">Order</w:t>
-      </w:r>
-      <w:r>
-        <w:t xml:space="preserve"> </w:t>
-      </w:r>
-      <w:r>
-        <w:t xml:space="preserve">2019:</w:t>
-      </w:r>
-      <w:r>
-        <w:t xml:space="preserve"> </w:t>
-      </w:r>
-      <w:r>
-        <w:t xml:space="preserve">Prison</w:t>
-      </w:r>
-      <w:r>
-        <w:t xml:space="preserve"> </w:t>
-      </w:r>
-      <w:r>
-        <w:t xml:space="preserve">Reform</w:t>
-      </w:r>
-      <w:r>
-        <w:t xml:space="preserve"> </w:t>
-      </w:r>
-      <w:r>
-        <w:t xml:space="preserve">Trust</w:t>
-      </w:r>
-      <w:r>
-        <w:t xml:space="preserve"> </w:t>
-      </w:r>
-      <w:r>
-        <w:t xml:space="preserve">analysis of the</w:t>
-      </w:r>
-      <w:r>
-        <w:t xml:space="preserve"> </w:t>
-      </w:r>
-      <w:r>
-        <w:t xml:space="preserve">Government</w:t>
-      </w:r>
-      <w:r>
-        <w:t xml:space="preserve">’s</w:t>
-      </w:r>
-      <w:r>
-        <w:t xml:space="preserve"> </w:t>
-      </w:r>
-      <w:r>
-        <w:t xml:space="preserve">Impact</w:t>
-      </w:r>
-      <w:r>
-        <w:t xml:space="preserve"> </w:t>
-      </w:r>
-      <w:r>
-        <w:t xml:space="preserve">Assessment</w:t>
-      </w:r>
-      <w:r>
-        <w:t xml:space="preserve"> </w:t>
-      </w:r>
-      <w:r>
-        <w:t xml:space="preserve">for the</w:t>
-      </w:r>
-      <w:r>
-        <w:t xml:space="preserve"> </w:t>
-      </w:r>
-      <w:r>
-        <w:t xml:space="preserve">House</w:t>
-      </w:r>
-      <w:r>
-        <w:t xml:space="preserve"> </w:t>
-      </w:r>
-      <w:r>
-        <w:t xml:space="preserve">of</w:t>
-      </w:r>
-      <w:r>
-        <w:t xml:space="preserve"> </w:t>
-      </w:r>
-      <w:r>
-        <w:t xml:space="preserve">Lords</w:t>
-      </w:r>
-      <w:r>
-        <w:t xml:space="preserve"> </w:t>
-      </w:r>
-      <w:r>
-        <w:t xml:space="preserve">debate on 22</w:t>
-      </w:r>
-      <w:r>
-        <w:t xml:space="preserve"> </w:t>
-      </w:r>
-      <w:r>
-        <w:t xml:space="preserve">January</w:t>
-      </w:r>
-      <w:r>
-        <w:t xml:space="preserve"> </w:t>
-      </w:r>
-      <w:r>
-        <w:t xml:space="preserve">2020, Prison Reform Trust. Retrieved from</w:t>
-      </w:r>
-      <w:r>
-        <w:t xml:space="preserve"> </w:t>
-      </w:r>
-      <w:hyperlink r:id="rId62">
-        <w:r>
-          <w:rPr>
-            <w:rStyle w:val="Hyperlink"/>
-          </w:rPr>
-          <w:t xml:space="preserve">http://www.prisonreformtrust.org.uk/Portals/0/Documents/Parliament/Release%20of%20Prisoners%20Order%20PRT%20HOL%20briefing.pdf</w:t>
-        </w:r>
-      </w:hyperlink>
-    </w:p>
-    <w:bookmarkEnd w:id="63"/>
-    <w:bookmarkStart w:id="65" w:name="X17ed3a54fc2b62e9b97e0c67bd6d9fbcd35a81c"/>
-    <w:p>
-      <w:pPr>
-        <w:pStyle w:val="Bibliography"/>
-      </w:pPr>
-      <w:r>
-        <w:t xml:space="preserve">Prison Reform Trust. (2021).</w:t>
-      </w:r>
-      <w:r>
-        <w:t xml:space="preserve"> </w:t>
-      </w:r>
-      <w:r>
-        <w:rPr>
-          <w:i/>
-          <w:iCs/>
-        </w:rPr>
-        <w:t xml:space="preserve">Bromley</w:t>
-      </w:r>
-      <w:r>
-        <w:rPr>
-          <w:i/>
-          <w:iCs/>
-        </w:rPr>
-        <w:t xml:space="preserve"> </w:t>
-      </w:r>
-      <w:r>
-        <w:rPr>
-          <w:i/>
-          <w:iCs/>
-        </w:rPr>
-        <w:t xml:space="preserve">Briefings</w:t>
-      </w:r>
-      <w:r>
-        <w:rPr>
-          <w:i/>
-          <w:iCs/>
-        </w:rPr>
-        <w:t xml:space="preserve"> </w:t>
-      </w:r>
-      <w:r>
-        <w:rPr>
-          <w:i/>
-          <w:iCs/>
-        </w:rPr>
-        <w:t xml:space="preserve">Prison</w:t>
-      </w:r>
-      <w:r>
-        <w:rPr>
-          <w:i/>
-          <w:iCs/>
-        </w:rPr>
-        <w:t xml:space="preserve"> </w:t>
-      </w:r>
-      <w:r>
-        <w:rPr>
-          <w:i/>
-          <w:iCs/>
-        </w:rPr>
-        <w:t xml:space="preserve">Factfile</w:t>
-      </w:r>
-      <w:r>
-        <w:rPr>
-          <w:i/>
-          <w:iCs/>
-        </w:rPr>
-        <w:t xml:space="preserve">: Winter 2021</w:t>
-      </w:r>
-      <w:r>
-        <w:t xml:space="preserve">, London: Prison Reform Trust. Retrieved from</w:t>
-      </w:r>
-      <w:r>
-        <w:t xml:space="preserve"> </w:t>
-      </w:r>
-      <w:hyperlink r:id="rId64">
-        <w:r>
-          <w:rPr>
-            <w:rStyle w:val="Hyperlink"/>
-          </w:rPr>
-          <w:t xml:space="preserve">http://www.prisonreformtrust.org.uk/Portals/0/Documents/Bromley%20Briefings/Winter%202021%20Factfile%20final.pdf</w:t>
-        </w:r>
-      </w:hyperlink>
-    </w:p>
-    <w:bookmarkEnd w:id="65"/>
-    <w:bookmarkStart w:id="66" w:name="X376f4432f0a458a8ef978d63ff7e061be0d74ef"/>
-    <w:p>
-      <w:pPr>
-        <w:pStyle w:val="Bibliography"/>
-      </w:pPr>
-      <w:r>
-        <w:t xml:space="preserve">Schinkel, M. (2014a).</w:t>
-      </w:r>
-      <w:r>
-        <w:t xml:space="preserve"> </w:t>
-      </w:r>
-      <w:r>
-        <w:rPr>
-          <w:i/>
-          <w:iCs/>
-        </w:rPr>
-        <w:t xml:space="preserve">Being imprisoned: Punishment, adaptation and desistance</w:t>
-      </w:r>
-      <w:r>
-        <w:t xml:space="preserve">, Palgrave Macmillan.</w:t>
-      </w:r>
-    </w:p>
-    <w:bookmarkEnd w:id="66"/>
-    <w:bookmarkStart w:id="68" w:name="Xbb8ea11a0ac4b330422a201ed225737871ad896"/>
-    <w:p>
-      <w:pPr>
-        <w:pStyle w:val="Bibliography"/>
-      </w:pPr>
-      <w:r>
         <w:t xml:space="preserve">Schinkel, M. (2014b).</w:t>
       </w:r>
       <w:r>
         <w:t xml:space="preserve"> </w:t>
       </w:r>
-      <w:hyperlink r:id="rId67">
+      <w:hyperlink r:id="rId56">
         <w:r>
           <w:rPr>
             <w:rStyle w:val="Hyperlink"/>
@@ -3848,8 +3848,8 @@
         <w:t xml:space="preserve">(5), 578–597.</w:t>
       </w:r>
     </w:p>
-    <w:bookmarkEnd w:id="68"/>
-    <w:bookmarkStart w:id="70" w:name="ref-sorensenNothingLoseExamination2019"/>
+    <w:bookmarkEnd w:id="57"/>
+    <w:bookmarkStart w:id="59" w:name="ref-sorensenNothingLoseExamination2019"/>
     <w:p>
       <w:pPr>
         <w:pStyle w:val="Bibliography"/>
@@ -3860,7 +3860,7 @@
       <w:r>
         <w:t xml:space="preserve"> </w:t>
       </w:r>
-      <w:hyperlink r:id="rId69">
+      <w:hyperlink r:id="rId58">
         <w:r>
           <w:rPr>
             <w:rStyle w:val="Hyperlink"/>
@@ -4036,8 +4036,8 @@
         <w:t xml:space="preserve">(1), 46–65.</w:t>
       </w:r>
     </w:p>
-    <w:bookmarkEnd w:id="70"/>
-    <w:bookmarkStart w:id="72" w:name="X50b80ca6978214b1d09ee7a327e84f2ff5d5dc7"/>
+    <w:bookmarkEnd w:id="59"/>
+    <w:bookmarkStart w:id="61" w:name="X50b80ca6978214b1d09ee7a327e84f2ff5d5dc7"/>
     <w:p>
       <w:pPr>
         <w:pStyle w:val="Bibliography"/>
@@ -4048,7 +4048,7 @@
       <w:r>
         <w:t xml:space="preserve"> </w:t>
       </w:r>
-      <w:hyperlink r:id="rId71">
+      <w:hyperlink r:id="rId60">
         <w:r>
           <w:rPr>
             <w:rStyle w:val="Hyperlink"/>
@@ -4236,8 +4236,8 @@
         <w:t xml:space="preserve">(3), 327–348.</w:t>
       </w:r>
     </w:p>
-    <w:bookmarkEnd w:id="72"/>
-    <w:bookmarkStart w:id="74" w:name="ref-williamsFindingFreedomRethinking2018"/>
+    <w:bookmarkEnd w:id="61"/>
+    <w:bookmarkStart w:id="63" w:name="ref-williamsFindingFreedomRethinking2018"/>
     <w:p>
       <w:pPr>
         <w:pStyle w:val="Bibliography"/>
@@ -4248,7 +4248,7 @@
       <w:r>
         <w:t xml:space="preserve"> </w:t>
       </w:r>
-      <w:hyperlink r:id="rId73">
+      <w:hyperlink r:id="rId62">
         <w:r>
           <w:rPr>
             <w:rStyle w:val="Hyperlink"/>
@@ -4412,8 +4412,8 @@
         <w:t xml:space="preserve">(3), 730–748.</w:t>
       </w:r>
     </w:p>
-    <w:bookmarkEnd w:id="74"/>
-    <w:bookmarkStart w:id="75" w:name="ref-vanzylsmitLifeImprisonmentGlobal2019"/>
+    <w:bookmarkEnd w:id="63"/>
+    <w:bookmarkStart w:id="64" w:name="ref-vanzylsmitLifeImprisonmentGlobal2019"/>
     <w:p>
       <w:pPr>
         <w:pStyle w:val="Bibliography"/>
@@ -4512,9 +4512,9 @@
         <w:t xml:space="preserve">, Cambridge, MA: Harvard University Press.</w:t>
       </w:r>
     </w:p>
-    <w:bookmarkEnd w:id="75"/>
-    <w:bookmarkEnd w:id="76"/>
-    <w:bookmarkEnd w:id="77"/>
+    <w:bookmarkEnd w:id="64"/>
+    <w:bookmarkEnd w:id="65"/>
+    <w:bookmarkEnd w:id="66"/>
     <w:sectPr>
       <w:pgSz w:h="15840" w:w="12240"/>
       <w:pgMar w:bottom="1440" w:footer="720" w:gutter="0" w:header="720" w:left="1440" w:right="1440" w:top="1440"/>

--- a/publications/jarmanPenalTheoryPersonal2021.docx
+++ b/publications/jarmanPenalTheoryPersonal2021.docx
@@ -138,7 +138,7 @@
                     <a:graphicData uri="http://schemas.openxmlformats.org/drawingml/2006/picture">
                       <pic:pic>
                         <pic:nvPicPr>
-                          <pic:cNvPr descr="C:\Users\bmhja\scoop\apps\quarto\current\share\formats\docx\note.png" id="11" name="Picture"/>
+                          <pic:cNvPr descr="C:\Users\bmhj1v24\scoop\apps\quarto\current\share\formats\docx\note.png" id="11" name="Picture"/>
                           <pic:cNvPicPr>
                             <a:picLocks noChangeArrowheads="1" noChangeAspect="1"/>
                           </pic:cNvPicPr>
